--- a/docs/2. Mô hình hoá quy trình.docx
+++ b/docs/2. Mô hình hoá quy trình.docx
@@ -5,6 +5,9 @@
     <w:p>
       <w:pPr>
         <w:pStyle w:val="Heading1"/>
+        <w:tabs>
+          <w:tab w:val="left" w:pos="4410"/>
+        </w:tabs>
         <w:rPr>
           <w:rFonts w:ascii="Times New Roman" w:hAnsi="Times New Roman" w:cs="Times New Roman"/>
           <w:b/>
@@ -550,12 +553,20 @@
           <w:rFonts w:ascii="Times New Roman" w:hAnsi="Times New Roman" w:cs="Times New Roman"/>
         </w:rPr>
       </w:pPr>
+      <w:proofErr w:type="spellStart"/>
       <w:r>
         <w:rPr>
           <w:rFonts w:ascii="Times New Roman" w:hAnsi="Times New Roman" w:cs="Times New Roman"/>
         </w:rPr>
         <w:lastRenderedPageBreak/>
-        <w:t xml:space="preserve">Quy </w:t>
+        <w:t>Quy</w:t>
+      </w:r>
+      <w:proofErr w:type="spellEnd"/>
+      <w:r>
+        <w:rPr>
+          <w:rFonts w:ascii="Times New Roman" w:hAnsi="Times New Roman" w:cs="Times New Roman"/>
+        </w:rPr>
+        <w:t xml:space="preserve"> </w:t>
       </w:r>
       <w:proofErr w:type="spellStart"/>
       <w:r>
@@ -1019,13 +1030,23 @@
           <w:color w:val="000000" w:themeColor="text1"/>
         </w:rPr>
       </w:pPr>
+      <w:proofErr w:type="spellStart"/>
       <w:r>
         <w:rPr>
           <w:rFonts w:ascii="Times New Roman" w:hAnsi="Times New Roman" w:cs="Times New Roman"/>
           <w:b/>
           <w:color w:val="000000" w:themeColor="text1"/>
         </w:rPr>
-        <w:t xml:space="preserve">Quy </w:t>
+        <w:t>Quy</w:t>
+      </w:r>
+      <w:proofErr w:type="spellEnd"/>
+      <w:r>
+        <w:rPr>
+          <w:rFonts w:ascii="Times New Roman" w:hAnsi="Times New Roman" w:cs="Times New Roman"/>
+          <w:b/>
+          <w:color w:val="000000" w:themeColor="text1"/>
+        </w:rPr>
+        <w:t xml:space="preserve"> </w:t>
       </w:r>
       <w:proofErr w:type="spellStart"/>
       <w:r>
@@ -1792,25 +1813,7 @@
           <w:iCs/>
           <w:color w:val="000000"/>
         </w:rPr>
-        <w:t xml:space="preserve"> 1</w:t>
-      </w:r>
-      <w:r>
-        <w:rPr>
-          <w:rFonts w:ascii="Times New Roman" w:hAnsi="Times New Roman" w:cs="Times New Roman"/>
-          <w:i/>
-          <w:iCs/>
-          <w:color w:val="000000"/>
-        </w:rPr>
-        <w:t>6</w:t>
-      </w:r>
-      <w:r>
-        <w:rPr>
-          <w:rFonts w:ascii="Times New Roman" w:hAnsi="Times New Roman" w:cs="Times New Roman"/>
-          <w:i/>
-          <w:iCs/>
-          <w:color w:val="000000"/>
-        </w:rPr>
-        <w:t xml:space="preserve">. </w:t>
+        <w:t xml:space="preserve"> 16. </w:t>
       </w:r>
       <w:proofErr w:type="spellStart"/>
       <w:r>
@@ -2169,38 +2172,24 @@
         </w:rPr>
         <w:t xml:space="preserve"> </w:t>
       </w:r>
-      <w:proofErr w:type="spellStart"/>
-      <w:r>
-        <w:rPr>
-          <w:rFonts w:ascii="Times New Roman" w:hAnsi="Times New Roman" w:cs="Times New Roman"/>
-          <w:color w:val="000000"/>
-        </w:rPr>
-        <w:t>hàng</w:t>
-      </w:r>
-      <w:proofErr w:type="spellEnd"/>
+      <w:r>
+        <w:rPr>
+          <w:rFonts w:ascii="Times New Roman" w:hAnsi="Times New Roman" w:cs="Times New Roman"/>
+          <w:color w:val="000000"/>
+        </w:rPr>
+        <w:t>hang</w:t>
+      </w:r>
     </w:p>
     <w:p>
-      <w:pPr>
-        <w:pStyle w:val="NormalWeb"/>
-        <w:spacing w:before="0" w:beforeAutospacing="0" w:after="160" w:afterAutospacing="0"/>
-        <w:jc w:val="center"/>
-      </w:pPr>
-      <w:r>
-        <w:rPr>
-          <w:rFonts w:eastAsiaTheme="minorHAnsi"/>
+      <w:r>
+        <w:rPr>
           <w:noProof/>
-          <w:kern w:val="2"/>
-          <w:sz w:val="22"/>
-          <w:szCs w:val="22"/>
-          <w:lang w:val="en-GB"/>
-          <w14:ligatures w14:val="standardContextual"/>
-        </w:rPr>
-        <w:lastRenderedPageBreak/>
+        </w:rPr>
         <w:drawing>
-          <wp:inline distT="0" distB="0" distL="0" distR="0" wp14:anchorId="328F7527" wp14:editId="12FE9318">
-            <wp:extent cx="14039850" cy="5419725"/>
-            <wp:effectExtent l="0" t="0" r="0" b="9525"/>
-            <wp:docPr id="7" name="Picture 7" descr="C:\Users\ADMIN\AppData\Local\Microsoft\Windows\INetCache\Content.MSO\3ED4A138.tmp"/>
+          <wp:inline distT="0" distB="0" distL="0" distR="0" wp14:anchorId="6B3650B7" wp14:editId="72366B90">
+            <wp:extent cx="5730875" cy="3143133"/>
+            <wp:effectExtent l="0" t="0" r="3175" b="635"/>
+            <wp:docPr id="2" name="Picture 2" descr="C:\Users\ADMIN\AppData\Local\Microsoft\Windows\INetCache\Content.MSO\CEED09AA.tmp"/>
             <wp:cNvGraphicFramePr>
               <a:graphicFrameLocks xmlns:a="http://schemas.openxmlformats.org/drawingml/2006/main" noChangeAspect="1"/>
             </wp:cNvGraphicFramePr>
@@ -2208,7 +2197,7 @@
               <a:graphicData uri="http://schemas.openxmlformats.org/drawingml/2006/picture">
                 <pic:pic xmlns:pic="http://schemas.openxmlformats.org/drawingml/2006/picture">
                   <pic:nvPicPr>
-                    <pic:cNvPr id="0" name="Picture 14" descr="C:\Users\ADMIN\AppData\Local\Microsoft\Windows\INetCache\Content.MSO\3ED4A138.tmp"/>
+                    <pic:cNvPr id="0" name="Picture 1" descr="C:\Users\ADMIN\AppData\Local\Microsoft\Windows\INetCache\Content.MSO\CEED09AA.tmp"/>
                     <pic:cNvPicPr>
                       <a:picLocks noChangeAspect="1" noChangeArrowheads="1"/>
                     </pic:cNvPicPr>
@@ -2229,7 +2218,7 @@
                   <pic:spPr bwMode="auto">
                     <a:xfrm>
                       <a:off x="0" y="0"/>
-                      <a:ext cx="14039850" cy="5419725"/>
+                      <a:ext cx="5767863" cy="3163419"/>
                     </a:xfrm>
                     <a:prstGeom prst="rect">
                       <a:avLst/>
@@ -2245,6 +2234,13 @@
           </wp:inline>
         </w:drawing>
       </w:r>
+    </w:p>
+    <w:p>
+      <w:pPr>
+        <w:pStyle w:val="NormalWeb"/>
+        <w:spacing w:before="0" w:beforeAutospacing="0" w:after="160" w:afterAutospacing="0"/>
+        <w:jc w:val="center"/>
+      </w:pPr>
       <w:proofErr w:type="spellStart"/>
       <w:r>
         <w:rPr>
@@ -2456,19 +2452,11 @@
         <w:rPr>
           <w:rFonts w:ascii="Times New Roman" w:hAnsi="Times New Roman" w:cs="Times New Roman"/>
           <w:color w:val="000000"/>
-        </w:rPr>
-      </w:pPr>
-      <w:proofErr w:type="spellStart"/>
-      <w:r>
-        <w:rPr>
-          <w:rFonts w:ascii="Times New Roman" w:hAnsi="Times New Roman" w:cs="Times New Roman"/>
-          <w:color w:val="000000"/>
           <w:sz w:val="28"/>
           <w:szCs w:val="28"/>
         </w:rPr>
-        <w:t>Quy</w:t>
-      </w:r>
-      <w:proofErr w:type="spellEnd"/>
+      </w:pPr>
+      <w:proofErr w:type="spellStart"/>
       <w:r>
         <w:rPr>
           <w:rFonts w:ascii="Times New Roman" w:hAnsi="Times New Roman" w:cs="Times New Roman"/>
@@ -2476,9 +2464,9 @@
           <w:sz w:val="28"/>
           <w:szCs w:val="28"/>
         </w:rPr>
-        <w:t xml:space="preserve"> </w:t>
-      </w:r>
-      <w:proofErr w:type="spellStart"/>
+        <w:t>Quy</w:t>
+      </w:r>
+      <w:proofErr w:type="spellEnd"/>
       <w:r>
         <w:rPr>
           <w:rFonts w:ascii="Times New Roman" w:hAnsi="Times New Roman" w:cs="Times New Roman"/>
@@ -2486,9 +2474,9 @@
           <w:sz w:val="28"/>
           <w:szCs w:val="28"/>
         </w:rPr>
-        <w:t>trình</w:t>
-      </w:r>
-      <w:proofErr w:type="spellEnd"/>
+        <w:t xml:space="preserve"> </w:t>
+      </w:r>
+      <w:proofErr w:type="spellStart"/>
       <w:r>
         <w:rPr>
           <w:rFonts w:ascii="Times New Roman" w:hAnsi="Times New Roman" w:cs="Times New Roman"/>
@@ -2496,9 +2484,9 @@
           <w:sz w:val="28"/>
           <w:szCs w:val="28"/>
         </w:rPr>
-        <w:t xml:space="preserve"> </w:t>
-      </w:r>
-      <w:proofErr w:type="spellStart"/>
+        <w:t>trình</w:t>
+      </w:r>
+      <w:proofErr w:type="spellEnd"/>
       <w:r>
         <w:rPr>
           <w:rFonts w:ascii="Times New Roman" w:hAnsi="Times New Roman" w:cs="Times New Roman"/>
@@ -2506,9 +2494,9 @@
           <w:sz w:val="28"/>
           <w:szCs w:val="28"/>
         </w:rPr>
-        <w:t>quản</w:t>
-      </w:r>
-      <w:proofErr w:type="spellEnd"/>
+        <w:t xml:space="preserve"> </w:t>
+      </w:r>
+      <w:proofErr w:type="spellStart"/>
       <w:r>
         <w:rPr>
           <w:rFonts w:ascii="Times New Roman" w:hAnsi="Times New Roman" w:cs="Times New Roman"/>
@@ -2516,9 +2504,9 @@
           <w:sz w:val="28"/>
           <w:szCs w:val="28"/>
         </w:rPr>
-        <w:t xml:space="preserve"> </w:t>
-      </w:r>
-      <w:proofErr w:type="spellStart"/>
+        <w:t>quản</w:t>
+      </w:r>
+      <w:proofErr w:type="spellEnd"/>
       <w:r>
         <w:rPr>
           <w:rFonts w:ascii="Times New Roman" w:hAnsi="Times New Roman" w:cs="Times New Roman"/>
@@ -2526,9 +2514,9 @@
           <w:sz w:val="28"/>
           <w:szCs w:val="28"/>
         </w:rPr>
-        <w:t>lý</w:t>
-      </w:r>
-      <w:proofErr w:type="spellEnd"/>
+        <w:t xml:space="preserve"> </w:t>
+      </w:r>
+      <w:proofErr w:type="spellStart"/>
       <w:r>
         <w:rPr>
           <w:rFonts w:ascii="Times New Roman" w:hAnsi="Times New Roman" w:cs="Times New Roman"/>
@@ -2536,9 +2524,9 @@
           <w:sz w:val="28"/>
           <w:szCs w:val="28"/>
         </w:rPr>
-        <w:t xml:space="preserve"> </w:t>
-      </w:r>
-      <w:proofErr w:type="spellStart"/>
+        <w:t>lý</w:t>
+      </w:r>
+      <w:proofErr w:type="spellEnd"/>
       <w:r>
         <w:rPr>
           <w:rFonts w:ascii="Times New Roman" w:hAnsi="Times New Roman" w:cs="Times New Roman"/>
@@ -2546,9 +2534,9 @@
           <w:sz w:val="28"/>
           <w:szCs w:val="28"/>
         </w:rPr>
-        <w:t>đơn</w:t>
-      </w:r>
-      <w:proofErr w:type="spellEnd"/>
+        <w:t xml:space="preserve"> </w:t>
+      </w:r>
+      <w:proofErr w:type="spellStart"/>
       <w:r>
         <w:rPr>
           <w:rFonts w:ascii="Times New Roman" w:hAnsi="Times New Roman" w:cs="Times New Roman"/>
@@ -2556,9 +2544,9 @@
           <w:sz w:val="28"/>
           <w:szCs w:val="28"/>
         </w:rPr>
-        <w:t xml:space="preserve"> </w:t>
-      </w:r>
-      <w:proofErr w:type="spellStart"/>
+        <w:t>đơn</w:t>
+      </w:r>
+      <w:proofErr w:type="spellEnd"/>
       <w:r>
         <w:rPr>
           <w:rFonts w:ascii="Times New Roman" w:hAnsi="Times New Roman" w:cs="Times New Roman"/>
@@ -2566,9 +2554,9 @@
           <w:sz w:val="28"/>
           <w:szCs w:val="28"/>
         </w:rPr>
-        <w:t>hàng</w:t>
-      </w:r>
-      <w:proofErr w:type="spellEnd"/>
+        <w:t xml:space="preserve"> </w:t>
+      </w:r>
+      <w:proofErr w:type="spellStart"/>
       <w:r>
         <w:rPr>
           <w:rFonts w:ascii="Times New Roman" w:hAnsi="Times New Roman" w:cs="Times New Roman"/>
@@ -2576,9 +2564,9 @@
           <w:sz w:val="28"/>
           <w:szCs w:val="28"/>
         </w:rPr>
-        <w:t xml:space="preserve"> </w:t>
-      </w:r>
-      <w:proofErr w:type="spellStart"/>
+        <w:t>hàng</w:t>
+      </w:r>
+      <w:proofErr w:type="spellEnd"/>
       <w:r>
         <w:rPr>
           <w:rFonts w:ascii="Times New Roman" w:hAnsi="Times New Roman" w:cs="Times New Roman"/>
@@ -2586,9 +2574,9 @@
           <w:sz w:val="28"/>
           <w:szCs w:val="28"/>
         </w:rPr>
-        <w:t>và</w:t>
-      </w:r>
-      <w:proofErr w:type="spellEnd"/>
+        <w:t xml:space="preserve"> </w:t>
+      </w:r>
+      <w:proofErr w:type="spellStart"/>
       <w:r>
         <w:rPr>
           <w:rFonts w:ascii="Times New Roman" w:hAnsi="Times New Roman" w:cs="Times New Roman"/>
@@ -2596,9 +2584,9 @@
           <w:sz w:val="28"/>
           <w:szCs w:val="28"/>
         </w:rPr>
-        <w:t xml:space="preserve"> </w:t>
-      </w:r>
-      <w:proofErr w:type="spellStart"/>
+        <w:t>và</w:t>
+      </w:r>
+      <w:proofErr w:type="spellEnd"/>
       <w:r>
         <w:rPr>
           <w:rFonts w:ascii="Times New Roman" w:hAnsi="Times New Roman" w:cs="Times New Roman"/>
@@ -2606,9 +2594,9 @@
           <w:sz w:val="28"/>
           <w:szCs w:val="28"/>
         </w:rPr>
-        <w:t>giao</w:t>
-      </w:r>
-      <w:proofErr w:type="spellEnd"/>
+        <w:t xml:space="preserve"> </w:t>
+      </w:r>
+      <w:proofErr w:type="spellStart"/>
       <w:r>
         <w:rPr>
           <w:rFonts w:ascii="Times New Roman" w:hAnsi="Times New Roman" w:cs="Times New Roman"/>
@@ -2616,9 +2604,9 @@
           <w:sz w:val="28"/>
           <w:szCs w:val="28"/>
         </w:rPr>
-        <w:t xml:space="preserve"> </w:t>
-      </w:r>
-      <w:proofErr w:type="spellStart"/>
+        <w:t>giao</w:t>
+      </w:r>
+      <w:proofErr w:type="spellEnd"/>
       <w:r>
         <w:rPr>
           <w:rFonts w:ascii="Times New Roman" w:hAnsi="Times New Roman" w:cs="Times New Roman"/>
@@ -2626,9 +2614,8 @@
           <w:sz w:val="28"/>
           <w:szCs w:val="28"/>
         </w:rPr>
-        <w:t>hàng</w:t>
-      </w:r>
-      <w:proofErr w:type="spellEnd"/>
+        <w:t xml:space="preserve"> </w:t>
+      </w:r>
       <w:r>
         <w:rPr>
           <w:rFonts w:ascii="Times New Roman" w:hAnsi="Times New Roman" w:cs="Times New Roman"/>
@@ -2636,31 +2623,20 @@
           <w:sz w:val="28"/>
           <w:szCs w:val="28"/>
         </w:rPr>
-        <w:t>.</w:t>
+        <w:t>hang</w:t>
       </w:r>
     </w:p>
     <w:p>
-      <w:pPr>
-        <w:pStyle w:val="NormalWeb"/>
-        <w:spacing w:before="0" w:beforeAutospacing="0" w:after="160" w:afterAutospacing="0"/>
-        <w:jc w:val="center"/>
-      </w:pPr>
-      <w:r>
-        <w:rPr>
-          <w:rFonts w:eastAsiaTheme="minorHAnsi"/>
+      <w:r>
+        <w:rPr>
           <w:noProof/>
-          <w:kern w:val="2"/>
-          <w:sz w:val="22"/>
-          <w:szCs w:val="22"/>
-          <w:lang w:val="en-GB"/>
-          <w14:ligatures w14:val="standardContextual"/>
         </w:rPr>
         <w:lastRenderedPageBreak/>
         <w:drawing>
-          <wp:inline distT="0" distB="0" distL="0" distR="0" wp14:anchorId="448E2DD6" wp14:editId="502E5000">
-            <wp:extent cx="8229600" cy="5524500"/>
-            <wp:effectExtent l="0" t="0" r="0" b="0"/>
-            <wp:docPr id="6" name="Picture 6" descr="C:\Users\ADMIN\AppData\Local\Microsoft\Windows\INetCache\Content.MSO\30A7F406.tmp"/>
+          <wp:inline distT="0" distB="0" distL="0" distR="0" wp14:anchorId="08224533" wp14:editId="1A061173">
+            <wp:extent cx="5731510" cy="3847541"/>
+            <wp:effectExtent l="0" t="0" r="2540" b="635"/>
+            <wp:docPr id="8" name="Picture 8" descr="C:\Users\ADMIN\AppData\Local\Microsoft\Windows\INetCache\Content.MSO\2D3DDF48.tmp"/>
             <wp:cNvGraphicFramePr>
               <a:graphicFrameLocks xmlns:a="http://schemas.openxmlformats.org/drawingml/2006/main" noChangeAspect="1"/>
             </wp:cNvGraphicFramePr>
@@ -2668,7 +2644,7 @@
               <a:graphicData uri="http://schemas.openxmlformats.org/drawingml/2006/picture">
                 <pic:pic xmlns:pic="http://schemas.openxmlformats.org/drawingml/2006/picture">
                   <pic:nvPicPr>
-                    <pic:cNvPr id="0" name="Picture 15" descr="C:\Users\ADMIN\AppData\Local\Microsoft\Windows\INetCache\Content.MSO\30A7F406.tmp"/>
+                    <pic:cNvPr id="0" name="Picture 3" descr="C:\Users\ADMIN\AppData\Local\Microsoft\Windows\INetCache\Content.MSO\2D3DDF48.tmp"/>
                     <pic:cNvPicPr>
                       <a:picLocks noChangeAspect="1" noChangeArrowheads="1"/>
                     </pic:cNvPicPr>
@@ -2689,7 +2665,7 @@
                   <pic:spPr bwMode="auto">
                     <a:xfrm>
                       <a:off x="0" y="0"/>
-                      <a:ext cx="8229600" cy="5524500"/>
+                      <a:ext cx="5731510" cy="3847541"/>
                     </a:xfrm>
                     <a:prstGeom prst="rect">
                       <a:avLst/>
@@ -2705,34 +2681,41 @@
           </wp:inline>
         </w:drawing>
       </w:r>
-      <w:proofErr w:type="spellStart"/>
-      <w:r>
-        <w:rPr>
-          <w:i/>
-          <w:iCs/>
-          <w:color w:val="000000"/>
-        </w:rPr>
-        <w:t>Hình</w:t>
-      </w:r>
-      <w:proofErr w:type="spellEnd"/>
-      <w:r>
-        <w:rPr>
-          <w:i/>
-          <w:iCs/>
-          <w:color w:val="000000"/>
-        </w:rPr>
-        <w:t xml:space="preserve"> 1</w:t>
-      </w:r>
-      <w:r>
-        <w:rPr>
-          <w:i/>
-          <w:iCs/>
-          <w:color w:val="000000"/>
-        </w:rPr>
-        <w:t>8</w:t>
-      </w:r>
       <w:bookmarkStart w:id="0" w:name="_GoBack"/>
       <w:bookmarkEnd w:id="0"/>
+    </w:p>
+    <w:p>
+      <w:pPr>
+        <w:pStyle w:val="NormalWeb"/>
+        <w:spacing w:before="0" w:beforeAutospacing="0" w:after="160" w:afterAutospacing="0"/>
+        <w:jc w:val="center"/>
+      </w:pPr>
+      <w:proofErr w:type="spellStart"/>
+      <w:r>
+        <w:rPr>
+          <w:i/>
+          <w:iCs/>
+          <w:color w:val="000000"/>
+        </w:rPr>
+        <w:t>Hình</w:t>
+      </w:r>
+      <w:proofErr w:type="spellEnd"/>
+      <w:r>
+        <w:rPr>
+          <w:i/>
+          <w:iCs/>
+          <w:color w:val="000000"/>
+        </w:rPr>
+        <w:t xml:space="preserve"> 1</w:t>
+      </w:r>
+      <w:r>
+        <w:rPr>
+          <w:i/>
+          <w:iCs/>
+          <w:color w:val="000000"/>
+        </w:rPr>
+        <w:t>8</w:t>
+      </w:r>
       <w:r>
         <w:rPr>
           <w:i/>
